--- a/14.StringManipulation/85 String -Anagram Check (Frequency CountSort).docx
+++ b/14.StringManipulation/85 String -Anagram Check (Frequency CountSort).docx
@@ -235,62 +235,21 @@
           <w:bCs/>
         </w:rPr>
         <w:lastRenderedPageBreak/>
-        <w:t>App2: MODIFIED IF ONLY TC same</w:t>
-      </w:r>
-    </w:p>
-    <w:p>
-      <w:pPr>
-        <w:rPr>
-          <w:b/>
-          <w:bCs/>
-        </w:rPr>
-      </w:pPr>
-      <w:r>
-        <w:rPr>
-          <w:b/>
-          <w:bCs/>
-        </w:rPr>
-        <w:t>Reducing the needed of else block</w:t>
-      </w:r>
-    </w:p>
-    <w:p>
-      <w:r>
-        <w:t>if(!hm.containsKey(key))</w:t>
-      </w:r>
-    </w:p>
-    <w:p>
-      <w:r>
-        <w:t>            {</w:t>
-      </w:r>
-    </w:p>
-    <w:p>
-      <w:r>
-        <w:t>                hm.put(key, new ArrayList());</w:t>
-      </w:r>
-    </w:p>
-    <w:p>
-      <w:r>
-        <w:t>            }</w:t>
-      </w:r>
-    </w:p>
-    <w:p>
-      <w:r>
-        <w:t>            hm.get(key).add(str);</w:t>
-      </w:r>
-    </w:p>
-    <w:p>
-      <w:pPr>
-        <w:rPr>
-          <w:b/>
-          <w:bCs/>
-        </w:rPr>
-      </w:pPr>
-      <w:r>
-        <w:rPr>
-          <w:b/>
-          <w:bCs/>
-        </w:rPr>
-        <w:t xml:space="preserve">APP3 : one liner </w:t>
+        <w:t>APP</w:t>
+      </w:r>
+      <w:r>
+        <w:rPr>
+          <w:b/>
+          <w:bCs/>
+        </w:rPr>
+        <w:t>2</w:t>
+      </w:r>
+      <w:r>
+        <w:rPr>
+          <w:b/>
+          <w:bCs/>
+        </w:rPr>
+        <w:t xml:space="preserve"> : one liner </w:t>
       </w:r>
     </w:p>
     <w:p>
@@ -335,7 +294,21 @@
           <w:b/>
           <w:bCs/>
         </w:rPr>
-        <w:t>APP4 :FREQUENCY COUNTING</w:t>
+        <w:t>APP</w:t>
+      </w:r>
+      <w:r>
+        <w:rPr>
+          <w:b/>
+          <w:bCs/>
+        </w:rPr>
+        <w:t>3</w:t>
+      </w:r>
+      <w:r>
+        <w:rPr>
+          <w:b/>
+          <w:bCs/>
+        </w:rPr>
+        <w:t xml:space="preserve"> :FREQUENCY COUNTING</w:t>
       </w:r>
       <w:r>
         <w:rPr>
@@ -434,6 +407,62 @@
       </w:r>
     </w:p>
     <w:p/>
+    <w:p>
+      <w:pPr>
+        <w:rPr>
+          <w:b/>
+          <w:bCs/>
+        </w:rPr>
+      </w:pPr>
+    </w:p>
+    <w:p>
+      <w:pPr>
+        <w:rPr>
+          <w:b/>
+          <w:bCs/>
+        </w:rPr>
+      </w:pPr>
+    </w:p>
+    <w:p>
+      <w:pPr>
+        <w:rPr>
+          <w:b/>
+          <w:bCs/>
+        </w:rPr>
+      </w:pPr>
+    </w:p>
+    <w:p>
+      <w:pPr>
+        <w:rPr>
+          <w:b/>
+          <w:bCs/>
+        </w:rPr>
+      </w:pPr>
+    </w:p>
+    <w:p>
+      <w:pPr>
+        <w:rPr>
+          <w:b/>
+          <w:bCs/>
+        </w:rPr>
+      </w:pPr>
+    </w:p>
+    <w:p>
+      <w:pPr>
+        <w:rPr>
+          <w:b/>
+          <w:bCs/>
+        </w:rPr>
+      </w:pPr>
+    </w:p>
+    <w:p>
+      <w:pPr>
+        <w:rPr>
+          <w:b/>
+          <w:bCs/>
+        </w:rPr>
+      </w:pPr>
+    </w:p>
     <w:p>
       <w:pPr>
         <w:rPr>
@@ -647,361 +676,157 @@
     </w:p>
     <w:p>
       <w:r>
-        <w:t xml:space="preserve">        </w:t>
-      </w:r>
-    </w:p>
-    <w:p>
-      <w:pPr>
-        <w:rPr>
-          <w:rFonts w:ascii="Times New Roman" w:hAnsi="Times New Roman" w:cs="Times New Roman"/>
-          <w:b/>
-          <w:bCs/>
-        </w:rPr>
-      </w:pPr>
-      <w:r>
+        <w:t>       </w:t>
+      </w:r>
+    </w:p>
+    <w:p>
+      <w:pPr>
+        <w:rPr>
+          <w:b/>
+          <w:bCs/>
+        </w:rPr>
+      </w:pPr>
+      <w:r>
+        <w:rPr>
+          <w:b/>
+          <w:bCs/>
+        </w:rPr>
         <w:lastRenderedPageBreak/>
-        <w:t>   </w:t>
-      </w:r>
-      <w:r>
-        <w:rPr>
-          <w:b/>
-          <w:bCs/>
-        </w:rPr>
-        <w:t>APP2: UNICODE ALSO WORK</w:t>
-      </w:r>
-      <w:r>
-        <w:rPr>
-          <w:rFonts w:ascii="Courier New" w:eastAsia="Times New Roman" w:hAnsi="Courier New" w:cs="Courier New"/>
-          <w:kern w:val="0"/>
-          <w:sz w:val="20"/>
-          <w:szCs w:val="20"/>
-          <w:lang w:eastAsia="en-IN"/>
-          <w14:ligatures w14:val="none"/>
-        </w:rPr>
-        <w:t xml:space="preserve"> </w:t>
-      </w:r>
-      <w:r>
-        <w:rPr>
-          <w:rFonts w:ascii="Courier New" w:eastAsia="Times New Roman" w:hAnsi="Courier New" w:cs="Courier New"/>
-          <w:kern w:val="0"/>
-          <w:sz w:val="20"/>
-          <w:szCs w:val="20"/>
-          <w:lang w:eastAsia="en-IN"/>
-          <w14:ligatures w14:val="none"/>
-        </w:rPr>
-        <w:t xml:space="preserve"> </w:t>
-      </w:r>
-      <w:r>
-        <w:rPr>
-          <w:rFonts w:ascii="Times New Roman" w:eastAsia="Times New Roman" w:hAnsi="Times New Roman" w:cs="Times New Roman"/>
-          <w:b/>
-          <w:bCs/>
-          <w:kern w:val="0"/>
-          <w:sz w:val="20"/>
-          <w:szCs w:val="20"/>
-          <w:lang w:eastAsia="en-IN"/>
-          <w14:ligatures w14:val="none"/>
-        </w:rPr>
-        <w:t>TC : O(N) SC :O(U)</w:t>
-      </w:r>
-    </w:p>
-    <w:p>
-      <w:pPr>
-        <w:ind w:left="720"/>
-        <w:rPr>
-          <w:b/>
-          <w:bCs/>
-        </w:rPr>
-      </w:pPr>
-      <w:r>
-        <w:rPr>
-          <w:b/>
-          <w:bCs/>
-        </w:rPr>
-        <w:t xml:space="preserve">N = total number of Unicode </w:t>
-      </w:r>
-      <w:r>
-        <w:rPr>
-          <w:b/>
-          <w:bCs/>
-          <w:i/>
-          <w:iCs/>
-        </w:rPr>
-        <w:t>code points</w:t>
-      </w:r>
-      <w:r>
-        <w:rPr>
-          <w:b/>
-          <w:bCs/>
-        </w:rPr>
-        <w:t xml:space="preserve"> (not chars)</w:t>
-      </w:r>
-    </w:p>
-    <w:p>
-      <w:pPr>
-        <w:ind w:left="720"/>
-        <w:rPr>
-          <w:b/>
-          <w:bCs/>
-        </w:rPr>
-      </w:pPr>
-      <w:r>
-        <w:rPr>
-          <w:b/>
-          <w:bCs/>
-        </w:rPr>
-        <w:t>U = number of distinct code points in the string</w:t>
-      </w:r>
-    </w:p>
-    <w:p>
-      <w:pPr>
-        <w:rPr>
-          <w:b/>
-          <w:bCs/>
-        </w:rPr>
-      </w:pPr>
-      <w:r>
-        <w:rPr>
-          <w:rFonts w:ascii="Segoe UI Emoji" w:hAnsi="Segoe UI Emoji" w:cs="Segoe UI Emoji"/>
-          <w:b/>
-          <w:bCs/>
-        </w:rPr>
-        <w:t>💡</w:t>
-      </w:r>
-      <w:r>
-        <w:rPr>
-          <w:b/>
-          <w:bCs/>
-        </w:rPr>
-        <w:t xml:space="preserve"> Suitable for:</w:t>
-      </w:r>
-    </w:p>
-    <w:p>
-      <w:pPr>
-        <w:rPr>
-          <w:b/>
-          <w:bCs/>
-        </w:rPr>
-      </w:pPr>
-    </w:p>
-    <w:p>
-      <w:r>
-        <w:t>import java.util.*;</w:t>
+        <w:t>APP</w:t>
+      </w:r>
+      <w:r>
+        <w:rPr>
+          <w:b/>
+          <w:bCs/>
+        </w:rPr>
+        <w:t>2</w:t>
+      </w:r>
+      <w:r>
+        <w:rPr>
+          <w:b/>
+          <w:bCs/>
+        </w:rPr>
+        <w:t>:</w:t>
+      </w:r>
+    </w:p>
+    <w:p>
+      <w:r>
+        <w:t>class Solution {</w:t>
+      </w:r>
+    </w:p>
+    <w:p>
+      <w:r>
+        <w:t>    public boolean isAnagram(String s, String t) {</w:t>
+      </w:r>
+    </w:p>
+    <w:p>
+      <w:r>
+        <w:t>        if (s.codePointCount(0, s.length()) != t.codePointCount(0, t.length()))</w:t>
+      </w:r>
+    </w:p>
+    <w:p>
+      <w:r>
+        <w:t>            return false;</w:t>
+      </w:r>
+    </w:p>
+    <w:p>
+      <w:r>
+        <w:t>        Map&lt;Integer, Integer&gt; freq = new HashMap&lt;&gt;();</w:t>
+      </w:r>
+    </w:p>
+    <w:p>
+      <w:r>
+        <w:t>        int i = 0;</w:t>
+      </w:r>
+    </w:p>
+    <w:p>
+      <w:r>
+        <w:t>        while (i &lt; s.length()) {</w:t>
+      </w:r>
+    </w:p>
+    <w:p>
+      <w:r>
+        <w:t>            int cp = s.codePointAt(i);</w:t>
+      </w:r>
+    </w:p>
+    <w:p>
+      <w:r>
+        <w:t>            freq.put(cp, freq.getOrDefault(cp, 0) + 1);</w:t>
+      </w:r>
+    </w:p>
+    <w:p>
+      <w:r>
+        <w:t>            i += Character.charCount(cp);</w:t>
+      </w:r>
+    </w:p>
+    <w:p>
+      <w:r>
+        <w:t>        }</w:t>
+      </w:r>
+    </w:p>
+    <w:p>
+      <w:r>
+        <w:t>        // Subtract for t</w:t>
+      </w:r>
+    </w:p>
+    <w:p>
+      <w:r>
+        <w:t>        int j = 0;</w:t>
+      </w:r>
+    </w:p>
+    <w:p>
+      <w:r>
+        <w:t>        while (j &lt; t.length()) {</w:t>
+      </w:r>
+    </w:p>
+    <w:p>
+      <w:r>
+        <w:t>            int cp = t.codePointAt(j);</w:t>
+      </w:r>
+    </w:p>
+    <w:p>
+      <w:r>
+        <w:t>            if (!freq.containsKey(cp)) return false;</w:t>
+      </w:r>
+    </w:p>
+    <w:p>
+      <w:r>
+        <w:t>            freq.put(cp, freq.get(cp) - 1);</w:t>
+      </w:r>
+    </w:p>
+    <w:p>
+      <w:r>
+        <w:t xml:space="preserve">            </w:t>
+      </w:r>
+    </w:p>
+    <w:p>
+      <w:r>
+        <w:t>            j += Character.charCount(cp);</w:t>
+      </w:r>
+    </w:p>
+    <w:p>
+      <w:r>
+        <w:t>        }</w:t>
+      </w:r>
+    </w:p>
+    <w:p>
+      <w:r>
+        <w:t>    for(Integer val : freq.values()){</w:t>
+      </w:r>
+    </w:p>
+    <w:p>
+      <w:r>
+        <w:t>        if(!val.equals(0))</w:t>
+      </w:r>
+    </w:p>
+    <w:p>
+      <w:r>
+        <w:t>        return false;</w:t>
       </w:r>
     </w:p>
     <w:p/>
     <w:p>
       <w:r>
-        <w:t>class Solution {</w:t>
-      </w:r>
-    </w:p>
-    <w:p>
-      <w:r>
-        <w:t xml:space="preserve">    public boolean isAnagram(String s, String t) {</w:t>
-      </w:r>
-    </w:p>
-    <w:p>
-      <w:r>
-        <w:t xml:space="preserve">        if (s.codePointCount(0, s.length()) != t.codePointCount(0, t.length()))</w:t>
-      </w:r>
-    </w:p>
-    <w:p>
-      <w:r>
-        <w:t xml:space="preserve">            return false;</w:t>
-      </w:r>
-    </w:p>
-    <w:p/>
-    <w:p>
-      <w:r>
-        <w:t xml:space="preserve">        Map&lt;Integer, Integer&gt; freq = new HashMap&lt;&gt;();</w:t>
-      </w:r>
-    </w:p>
-    <w:p>
-      <w:r>
-        <w:t xml:space="preserve">        s.codePoints().forEach(c -&gt; freq.put(c, freq.getOrDefault(c, 0) + 1));</w:t>
-      </w:r>
-    </w:p>
-    <w:p>
-      <w:r>
-        <w:t xml:space="preserve">        t.codePoints().forEach(c -&gt; freq.put(c, freq.getOrDefault(c, 0) - 1));</w:t>
-      </w:r>
-    </w:p>
-    <w:p/>
-    <w:p>
-      <w:r>
-        <w:t xml:space="preserve">        for (int val : freq.values())</w:t>
-      </w:r>
-    </w:p>
-    <w:p>
-      <w:r>
-        <w:t xml:space="preserve">            if (val != 0)</w:t>
-      </w:r>
-    </w:p>
-    <w:p>
-      <w:r>
-        <w:t xml:space="preserve">                return false;</w:t>
-      </w:r>
-    </w:p>
-    <w:p>
-      <w:r>
-        <w:t xml:space="preserve">        return true;</w:t>
-      </w:r>
-    </w:p>
-    <w:p>
-      <w:r>
-        <w:t xml:space="preserve">    }</w:t>
-      </w:r>
-    </w:p>
-    <w:p>
-      <w:r>
-        <w:t>}</w:t>
-      </w:r>
-    </w:p>
-    <w:p/>
-    <w:p/>
-    <w:p/>
-    <w:p/>
-    <w:p/>
-    <w:p/>
-    <w:p/>
-    <w:p/>
-    <w:p/>
-    <w:p/>
-    <w:p>
-      <w:pPr>
-        <w:rPr>
-          <w:b/>
-          <w:bCs/>
-        </w:rPr>
-      </w:pPr>
-      <w:r>
-        <w:rPr>
-          <w:b/>
-          <w:bCs/>
-        </w:rPr>
-        <w:t>APP3: WITHOUT ONE LINER</w:t>
-      </w:r>
-    </w:p>
-    <w:p>
-      <w:r>
-        <w:t>class Solution {</w:t>
-      </w:r>
-    </w:p>
-    <w:p>
-      <w:r>
-        <w:t>    public boolean isAnagram(String s, String t) {</w:t>
-      </w:r>
-    </w:p>
-    <w:p>
-      <w:r>
-        <w:t>        if (s.codePointCount(0, s.length()) != t.codePointCount(0, t.length()))</w:t>
-      </w:r>
-    </w:p>
-    <w:p>
-      <w:r>
-        <w:t>            return false;</w:t>
-      </w:r>
-    </w:p>
-    <w:p>
-      <w:r>
-        <w:t>        Map&lt;Integer, Integer&gt; freq = new HashMap&lt;&gt;();</w:t>
-      </w:r>
-    </w:p>
-    <w:p>
-      <w:r>
-        <w:t>        int i = 0;</w:t>
-      </w:r>
-    </w:p>
-    <w:p>
-      <w:r>
-        <w:t>        while (i &lt; s.length()) {</w:t>
-      </w:r>
-    </w:p>
-    <w:p>
-      <w:r>
-        <w:t>            int cp = s.codePointAt(i);</w:t>
-      </w:r>
-    </w:p>
-    <w:p>
-      <w:r>
-        <w:t>            freq.put(cp, freq.getOrDefault(cp, 0) + 1);</w:t>
-      </w:r>
-    </w:p>
-    <w:p>
-      <w:r>
-        <w:t>            i += Character.charCount(cp);</w:t>
-      </w:r>
-    </w:p>
-    <w:p>
-      <w:r>
-        <w:t>        }</w:t>
-      </w:r>
-    </w:p>
-    <w:p/>
-    <w:p>
-      <w:r>
-        <w:t>        // Subtract for t</w:t>
-      </w:r>
-    </w:p>
-    <w:p>
-      <w:r>
-        <w:t>        int j = 0;</w:t>
-      </w:r>
-    </w:p>
-    <w:p>
-      <w:r>
-        <w:t>        while (j &lt; t.length()) {</w:t>
-      </w:r>
-    </w:p>
-    <w:p>
-      <w:r>
-        <w:t>            int cp = t.codePointAt(j);</w:t>
-      </w:r>
-    </w:p>
-    <w:p>
-      <w:r>
-        <w:t>            if (!freq.containsKey(cp)) return false;</w:t>
-      </w:r>
-    </w:p>
-    <w:p>
-      <w:r>
-        <w:t>            freq.put(cp, freq.get(cp) - 1);</w:t>
-      </w:r>
-    </w:p>
-    <w:p>
-      <w:r>
-        <w:t xml:space="preserve">            </w:t>
-      </w:r>
-    </w:p>
-    <w:p>
-      <w:r>
-        <w:t>            j += Character.charCount(cp);</w:t>
-      </w:r>
-    </w:p>
-    <w:p>
-      <w:r>
-        <w:t>        }</w:t>
-      </w:r>
-    </w:p>
-    <w:p>
-      <w:r>
-        <w:t>    for(Integer val : freq.values()){</w:t>
-      </w:r>
-    </w:p>
-    <w:p>
-      <w:r>
-        <w:t>        if(!val.equals(0))</w:t>
-      </w:r>
-    </w:p>
-    <w:p>
-      <w:r>
-        <w:lastRenderedPageBreak/>
-        <w:t>        return false;</w:t>
-      </w:r>
-    </w:p>
-    <w:p/>
-    <w:p>
-      <w:r>
         <w:t>    }</w:t>
       </w:r>
     </w:p>
@@ -1015,8 +840,6 @@
         <w:t>}}</w:t>
       </w:r>
     </w:p>
-    <w:p/>
-    <w:p/>
     <w:sectPr>
       <w:pgSz w:w="11906" w:h="16838"/>
       <w:pgMar w:top="1440" w:right="1440" w:bottom="1440" w:left="1440" w:header="708" w:footer="708" w:gutter="0"/>
@@ -1905,6 +1728,7 @@
   <w:style w:type="character" w:default="1" w:styleId="DefaultParagraphFont">
     <w:name w:val="Default Paragraph Font"/>
     <w:uiPriority w:val="1"/>
+    <w:semiHidden/>
     <w:unhideWhenUsed/>
   </w:style>
   <w:style w:type="table" w:default="1" w:styleId="TableNormal">
